--- a/course_development/domains/active_inference_organizations/03_strategic_modeling/05_action/output/lab-protocols/05_action-lab.docx
+++ b/course_development/domains/active_inference_organizations/03_strategic_modeling/05_action/output/lab-protocols/05_action-lab.docx
@@ -4,32 +4,42 @@
   <w:body>
     <w:p>
       <w:r>
-        <w:t>Lab: Exploring Action</w:t>
+        <w:t>Lab: Strategic Action Portfolio Analysis</w:t>
       </w:r>
     </w:p>
     <w:p>
       <w:r>
-        <w:t>Objective</w:t>
+        <w:t>Objectives</w:t>
       </w:r>
     </w:p>
     <w:p>
       <w:r>
-        <w:t>Design and simulate a simple agent that demonstrates the principles of Action .</w:t>
+        <w:t>Learning Goal: Map, evaluate, and rebalance your organization's portfolio of strategic actions.</w:t>
       </w:r>
     </w:p>
     <w:p>
       <w:r>
-        <w:t>Prerequisites</w:t>
+        <w:t>Part 1: Action Inventory (10 min)</w:t>
       </w:r>
     </w:p>
     <w:p>
       <w:r>
-        <w:t>Basic understanding of Python or a relevant simulation tool.  Familiarity with the formal definition of Action.   Steps</w:t>
+        <w:t>Initiative  Type (Attack/Creation/Position/Retreat/Explore)  Investment  Expected Return  Time Horizon                            Write your response here   Part 2: Exploitation-Exploration Balance (10 min)</w:t>
       </w:r>
     </w:p>
     <w:p>
       <w:r>
-        <w:t>Define the Environment : Create a simple grid world or state space relevant to Organizations.  Define the Agent : Specify the agent's generative model, focusing on Action.  Simulation : Run the agent for 100 timesteps.  Perturbation : Introduce a specific challenge to Action (e.g., increased noise, occlusion).  Analysis : Plot the Free Energy over time. Does the agent successfully adapt?   Discussion Requirements</w:t>
+        <w:t>Category  % of Resources  Assessment      Exploitation (current business)      Exploration (new opportunities)      Optimal balance given industry dynamics?       Write your response here   Part 3: Commitment Analysis (15 min)</w:t>
+      </w:r>
+    </w:p>
+    <w:p>
+      <w:r>
+        <w:t>Initiative  Reversibility (H/M/L)  Signal Sent to Competitors  Strategic Logic                   Write your response here   Part 4: Portfolio Rebalancing (15 min)</w:t>
+      </w:r>
+    </w:p>
+    <w:p>
+      <w:r>
+        <w:t>Change  Current  Proposed  Rationale      Add       Remove       Increase       Decrease        Write your response here   Summary</w:t>
       </w:r>
     </w:p>
     <w:sectPr>
